--- a/docs/chapter2/submission_package/Chapter2_JEB_Supporting_Information_V1.docx
+++ b/docs/chapter2/submission_package/Chapter2_JEB_Supporting_Information_V1.docx
@@ -325,7 +325,7 @@
           <w:color w:val="000000"/>
           <w:sz w:val="20"/>
         </w:rPr>
-        <w:t xml:space="preserve"> Thin lines show minima and maxima, thick lines the 5th–95th percentiles, white bars the 25th–75th percentiles, circles the medians and diamonds the maximum-likelihood values across 1,000 trees. The mean cross-trait branch-change correlation was positive in 1,000/1,000 topologies (median rho=0.141287, q05=0.118995). This display is diagnostic only: it includes JPN29 and does not supply a reconstruction-aware null separately for each topology, so it cannot support the main shared-localization claim.</w:t>
+        <w:t xml:space="preserve"> Thin lines show minima and maxima, thick lines the 5th–95th percentiles, white bars the 25th–75th percentiles, circles the medians and diamonds the maximum-likelihood values across 1,000 trees. The mean cross-trait branch-change correlation was positive in 1,000/1,000 topologies (median rho=0.141786, q05=0.118963). Branch-change magnitudes were rounded to 12 decimal places before ranking so mathematically tied equal-branch changes do not depend on numerical-library round-off. This display is diagnostic only: it includes JPN29 and does not supply a reconstruction-aware null separately for each topology, so it cannot support the main shared-localization claim.</w:t>
       </w:r>
     </w:p>
     <w:p>
